--- a/Manuals/09_Italian/03_WFO_Optimization_Guide.docx
+++ b/Manuals/09_Italian/03_WFO_Optimization_Guide.docx
@@ -567,6 +567,95 @@
     </w:tbl>
     <w:p>
       <w:pPr>
+        <w:ind w:left="360"/>
+      </w:pPr>
+      <w:r>
+        <w:rPr>
+          <w:i/>
+        </w:rPr>
+        <w:t>Questa sezione è per ora disponibile solo in inglese.</w:t>
+      </w:r>
+    </w:p>
+    <w:p>
+      <w:pPr>
+        <w:pStyle w:val="Heading2"/>
+      </w:pPr>
+      <w:r>
+        <w:rPr>
+          <w:color w:val="1E3A5F"/>
+        </w:rPr>
+        <w:t>Modeling mode: use real ticks</w:t>
+      </w:r>
+    </w:p>
+    <w:p>
+      <w:r>
+        <w:t>In the Strategy Tester's Settings tab, Modeling field:</w:t>
+      </w:r>
+    </w:p>
+    <w:p>
+      <w:r>
+        <w:t>` Every tick based on real ticks   &lt;- use this OHLC 1 minute                    &lt;- only 01_SLTP and 02_SLTP_ORGANIC `</w:t>
+      </w:r>
+    </w:p>
+    <w:p>
+      <w:r>
+        <w:t>This is not a preference. Measuring the same set in both modes across three years, the OHLC mode understated losses by 3.3x on trailing systems and 23x on grid — always in the optimistic direction. Only fixed SL/TP stayed within 3%.</w:t>
+      </w:r>
+    </w:p>
+    <w:p>
+      <w:r>
+        <w:t>The cause is structural: trailing and grid depend on when price touched each level inside the bar. OHLC mode interpolates that from four prices per minute and smooths away exactly the adverse excursions that would have closed the position. Optimizing a trailing system on interpolated bars selects parameters that survived a price path which never happened.</w:t>
+      </w:r>
+    </w:p>
+    <w:p>
+      <w:r>
+        <w:t>Real ticks cost roughly 20x more time per pass. It is worth it: that is the difference between a result and a number.</w:t>
+      </w:r>
+    </w:p>
+    <w:p>
+      <w:pPr>
+        <w:pStyle w:val="Heading3"/>
+      </w:pPr>
+      <w:r>
+        <w:rPr>
+          <w:color w:val="1E3A5F"/>
+        </w:rPr>
+        <w:t>If you must save time, save it in the right place</w:t>
+      </w:r>
+    </w:p>
+    <w:p>
+      <w:r>
+        <w:t>Signals are evaluated at BAR CLOSE, so choosing indicator, method or timeframe gives the same entry instant in both modes. Stop, target and trailing, on the other hand, depend on the intrabar path.</w:t>
+      </w:r>
+    </w:p>
+    <w:p>
+      <w:r>
+        <w:t>So use each model where it is reliable: OHLC to narrow the switches (indicator, method, timeframe, periods) and real ticks for the exit geometry. With the signal locked the search space collapses by orders of magnitude, and real ticks stop being prohibitive.</w:t>
+      </w:r>
+    </w:p>
+    <w:p>
+      <w:pPr>
+        <w:pStyle w:val="Heading2"/>
+      </w:pPr>
+      <w:r>
+        <w:rPr>
+          <w:color w:val="1E3A5F"/>
+        </w:rPr>
+        <w:t>Fixed-R to research, percentage to trade</w:t>
+      </w:r>
+    </w:p>
+    <w:p>
+      <w:r>
+        <w:t>Optimize in Fixed-R: with the base capital frozen, passes stay comparable to each other and across symbols. +40R on gold and +40R on EURUSD mean the same thing, while "+3,200 USD" means nothing without knowing the lot and the balance.</w:t>
+      </w:r>
+    </w:p>
+    <w:p>
+      <w:r>
+        <w:t>Live, Percentage usually makes more sense: it tracks the account, compounds as it grows and cuts exposure as it shrinks — protection Fixed-R cannot give, because it deliberately ignores the running balance. Both modes report in R, so the record stays readable after the switch.</w:t>
+      </w:r>
+    </w:p>
+    <w:p>
+      <w:pPr>
         <w:pStyle w:val="Heading2"/>
       </w:pPr>
       <w:r>

--- a/Manuals/09_Italian/03_WFO_Optimization_Guide.docx
+++ b/Manuals/09_Italian/03_WFO_Optimization_Guide.docx
@@ -110,7 +110,7 @@
         <w:pStyle w:val="ListBullet"/>
       </w:pPr>
       <w:r>
-        <w:t>Iniziare dai baseline 01–05 con BUY/SELL separati.</w:t>
+        <w:t>Navigate per classe e asset: ogni asset porta gli 11 tipi di sistema (01_SLTP a 11_SIGNAL_ONLY), un set per lato (BUY/SELL; BOTH per il grid unificato) e due varianti di ingresso — MULTI mette in gara gli indicatori 0–10 su un solo asse, ICHIMOKU ha un file dedicato.</w:t>
       </w:r>
     </w:p>
     <w:p>
@@ -118,7 +118,7 @@
         <w:pStyle w:val="ListBullet"/>
       </w:pPr>
       <w:r>
-        <w:t>06 è ricerca a un solo asse.</w:t>
+        <w:t>La fase 1 e la scoperta delle regioni: lanciate il genetico sul set cosi com'e — gruppo di ingresso completo (indicatore, metodo, timeframe, applied price, periodi), uscite del sistema e interruttori dei filtri, tutto insieme.</w:t>
       </w:r>
     </w:p>
     <w:p>
@@ -126,7 +126,7 @@
         <w:pStyle w:val="ListBullet"/>
       </w:pPr>
       <w:r>
-        <w:t>07 ingresso, 08 filtri, 09 rischio, 10 uscita.</w:t>
+        <w:t>Dai giri successivi, bloccate (Y→N) gli input 'di scrittura' — enum e booleani — decisi dalla fase precedente e lasciate aperti solo i numerici; la taratura di un filtro entra solo se il suo interruttore e sopravvissuto acceso.</w:t>
       </w:r>
     </w:p>
     <w:p>
@@ -134,7 +134,7 @@
         <w:pStyle w:val="ListBullet"/>
       </w:pPr>
       <w:r>
-        <w:t>Eseguire IS, OOS e forward demo cronologici.</w:t>
+        <w:t>Il filtro ATR di ingresso (EntradaATR) esiste solo nei sistemi grid; altrove resta spento per costruzione.</w:t>
       </w:r>
     </w:p>
     <w:p>
@@ -142,7 +142,7 @@
         <w:pStyle w:val="ListBullet"/>
       </w:pPr>
       <w:r>
-        <w:t>Controllare Status, RelativePath e SHA256.</w:t>
+        <w:t>Validate il vincitore su tick reali: decidono la divergenza contro l'OHLC e la retention out-of-sample, mai il profitto in-sample.</w:t>
       </w:r>
     </w:p>
     <w:p>
@@ -150,7 +150,7 @@
         <w:pStyle w:val="ListBullet"/>
       </w:pPr>
       <w:r>
-        <w:t>Solo USE esplicito autorizza l'ambiente definito.</w:t>
+        <w:t>Dopo il tick reale, passate il dimensionamento a Percentage e rilanciate: promuovete solo se passa anche questa — ed e in quel modo che il set deve operare.</w:t>
       </w:r>
     </w:p>
     <w:p>
@@ -655,6 +655,11 @@
       </w:r>
     </w:p>
     <w:p>
+      <w:r>
+        <w:t>Per questo il circuito salva un set approvato solo dopo aver ripetuto il passaggio finale in modalita Percentage: se il risultato non regge sotto interesse composto, non era pronto — e il set validato viene consegnato in quella modalita.</w:t>
+      </w:r>
+    </w:p>
+    <w:p>
       <w:pPr>
         <w:pStyle w:val="Heading2"/>
       </w:pPr>
